--- a/docs/docx/03_Build_steps.docx
+++ b/docs/docx/03_Build_steps.docx
@@ -2830,7 +2830,25 @@
           <w:i w:val="0"/>
           <w:sz w:val="20"/>
         </w:rPr>
-        <w:t>The agent is a separate consumer from the app. Confirming the agent answers correctly does not confirm the app will, because the app's Cortex Analyst page goes to the stage model.</w:t>
+        <w:t xml:space="preserve">The agent is a separate consumer from the app. Confirming the agent answers correctly does not confirm the app's </w:t>
+      </w:r>
+      <w:r>
+        <w:rPr>
+          <w:rFonts w:ascii="Consolas" w:hAnsi="Consolas"/>
+          <w:b w:val="0"/>
+          <w:i w:val="0"/>
+          <w:color w:val="1B5E8C"/>
+          <w:sz w:val="19"/>
+        </w:rPr>
+        <w:t>/api/analyst</w:t>
+      </w:r>
+      <w:r>
+        <w:rPr>
+          <w:b w:val="0"/>
+          <w:i w:val="0"/>
+          <w:sz w:val="20"/>
+        </w:rPr>
+        <w:t xml:space="preserve"> route will, because that route goes to the stage model. (The route has no in-app page since the nav change.)</w:t>
       </w:r>
     </w:p>
     <w:p>
@@ -3056,7 +3074,7 @@
           <w:i w:val="0"/>
           <w:sz w:val="20"/>
         </w:rPr>
-        <w:t>Build the nine pages in the order they appear in the sidebar. The Cortex Analyst page goes last, because it depends on step 5 rather than on any page above it.</w:t>
+        <w:t>Build the nine pages in the order they appear in the sidebar: Ask Cortex first, then Executive Dashboard (the page the app opens on), then the data pages.</w:t>
       </w:r>
     </w:p>
     <w:p>
@@ -3259,7 +3277,7 @@
                 <w:color w:val="1B5E8C"/>
                 <w:sz w:val="16"/>
               </w:rPr>
-              <w:t>00_overview.png</w:t>
+              <w:t>00_ask-cortex.png</w:t>
             </w:r>
           </w:p>
         </w:tc>
@@ -3277,7 +3295,136 @@
                 <w:b w:val="0"/>
                 <w:sz w:val="17"/>
               </w:rPr>
-              <w:t>Executive Overview</w:t>
+              <w:t>Ask Cortex</w:t>
+            </w:r>
+          </w:p>
+        </w:tc>
+        <w:tc>
+          <w:tcPr>
+            <w:tcW w:type="dxa" w:w="3528"/>
+          </w:tcPr>
+          <w:p>
+            <w:pPr>
+              <w:spacing w:after="20"/>
+            </w:pPr>
+            <w:r/>
+            <w:r>
+              <w:rPr>
+                <w:rFonts w:ascii="Consolas" w:hAnsi="Consolas"/>
+                <w:b w:val="0"/>
+                <w:color w:val="1B5E8C"/>
+                <w:sz w:val="16"/>
+              </w:rPr>
+              <w:t>[class*=card]</w:t>
+            </w:r>
+          </w:p>
+        </w:tc>
+      </w:tr>
+      <w:tr>
+        <w:trPr>
+          <w:cantSplit/>
+        </w:trPr>
+        <w:tc>
+          <w:tcPr>
+            <w:tcW w:type="dxa" w:w="2880"/>
+            <w:shd w:val="clear" w:fill="EEF4F8"/>
+          </w:tcPr>
+          <w:p>
+            <w:pPr>
+              <w:spacing w:after="20"/>
+            </w:pPr>
+            <w:r/>
+            <w:r>
+              <w:rPr>
+                <w:rFonts w:ascii="Consolas" w:hAnsi="Consolas"/>
+                <w:b w:val="0"/>
+                <w:color w:val="1B5E8C"/>
+                <w:sz w:val="16"/>
+              </w:rPr>
+              <w:t>01_overview.png</w:t>
+            </w:r>
+          </w:p>
+        </w:tc>
+        <w:tc>
+          <w:tcPr>
+            <w:tcW w:type="dxa" w:w="3528"/>
+            <w:shd w:val="clear" w:fill="EEF4F8"/>
+          </w:tcPr>
+          <w:p>
+            <w:pPr>
+              <w:spacing w:after="20"/>
+            </w:pPr>
+            <w:r/>
+            <w:r>
+              <w:rPr>
+                <w:b w:val="0"/>
+                <w:sz w:val="17"/>
+              </w:rPr>
+              <w:t>Executive Dashboard</w:t>
+            </w:r>
+          </w:p>
+        </w:tc>
+        <w:tc>
+          <w:tcPr>
+            <w:tcW w:type="dxa" w:w="3528"/>
+            <w:shd w:val="clear" w:fill="EEF4F8"/>
+          </w:tcPr>
+          <w:p>
+            <w:pPr>
+              <w:spacing w:after="20"/>
+            </w:pPr>
+            <w:r/>
+            <w:r>
+              <w:rPr>
+                <w:rFonts w:ascii="Consolas" w:hAnsi="Consolas"/>
+                <w:b w:val="0"/>
+                <w:color w:val="1B5E8C"/>
+                <w:sz w:val="16"/>
+              </w:rPr>
+              <w:t>canvas</w:t>
+            </w:r>
+          </w:p>
+        </w:tc>
+      </w:tr>
+      <w:tr>
+        <w:trPr>
+          <w:cantSplit/>
+        </w:trPr>
+        <w:tc>
+          <w:tcPr>
+            <w:tcW w:type="dxa" w:w="2880"/>
+          </w:tcPr>
+          <w:p>
+            <w:pPr>
+              <w:spacing w:after="20"/>
+            </w:pPr>
+            <w:r/>
+            <w:r>
+              <w:rPr>
+                <w:rFonts w:ascii="Consolas" w:hAnsi="Consolas"/>
+                <w:b w:val="0"/>
+                <w:color w:val="1B5E8C"/>
+                <w:sz w:val="16"/>
+              </w:rPr>
+              <w:t>02_general-ledger.png</w:t>
+            </w:r>
+          </w:p>
+        </w:tc>
+        <w:tc>
+          <w:tcPr>
+            <w:tcW w:type="dxa" w:w="3528"/>
+          </w:tcPr>
+          <w:p>
+            <w:pPr>
+              <w:spacing w:after="20"/>
+            </w:pPr>
+            <w:r/>
+            <w:r>
+              <w:rPr>
+                <w:b w:val="0"/>
+                <w:sz w:val="17"/>
+              </w:rPr>
+              <w:t>General Ledger</w:t>
             </w:r>
           </w:p>
         </w:tc>
@@ -3323,7 +3470,7 @@
                 <w:color w:val="1B5E8C"/>
                 <w:sz w:val="16"/>
               </w:rPr>
-              <w:t>01_general-ledger.png</w:t>
+              <w:t>03_cost-centers.png</w:t>
             </w:r>
           </w:p>
         </w:tc>
@@ -3342,7 +3489,7 @@
                 <w:b w:val="0"/>
                 <w:sz w:val="17"/>
               </w:rPr>
-              <w:t>General Ledger</w:t>
+              <w:t>Cost Centers</w:t>
             </w:r>
           </w:p>
         </w:tc>
@@ -3388,7 +3535,7 @@
                 <w:color w:val="1B5E8C"/>
                 <w:sz w:val="16"/>
               </w:rPr>
-              <w:t>02_cost-centers.png</w:t>
+              <w:t>04_profit-centers.png</w:t>
             </w:r>
           </w:p>
         </w:tc>
@@ -3406,7 +3553,7 @@
                 <w:b w:val="0"/>
                 <w:sz w:val="17"/>
               </w:rPr>
-              <w:t>Cost Centers</w:t>
+              <w:t>Profit Centers</w:t>
             </w:r>
           </w:p>
         </w:tc>
@@ -3452,7 +3599,7 @@
                 <w:color w:val="1B5E8C"/>
                 <w:sz w:val="16"/>
               </w:rPr>
-              <w:t>03_profit-centers.png</w:t>
+              <w:t>05_accounts-payable.png</w:t>
             </w:r>
           </w:p>
         </w:tc>
@@ -3471,7 +3618,7 @@
                 <w:b w:val="0"/>
                 <w:sz w:val="17"/>
               </w:rPr>
-              <w:t>Profit Centers</w:t>
+              <w:t>Accounts Payable</w:t>
             </w:r>
           </w:p>
         </w:tc>
@@ -3517,7 +3664,7 @@
                 <w:color w:val="1B5E8C"/>
                 <w:sz w:val="16"/>
               </w:rPr>
-              <w:t>04_accounts-payable.png</w:t>
+              <w:t>06_accounts-receivable.png</w:t>
             </w:r>
           </w:p>
         </w:tc>
@@ -3535,7 +3682,7 @@
                 <w:b w:val="0"/>
                 <w:sz w:val="17"/>
               </w:rPr>
-              <w:t>Accounts Payable</w:t>
+              <w:t>Accounts Receivable</w:t>
             </w:r>
           </w:p>
         </w:tc>
@@ -3581,7 +3728,7 @@
                 <w:color w:val="1B5E8C"/>
                 <w:sz w:val="16"/>
               </w:rPr>
-              <w:t>05_accounts-receivable.png</w:t>
+              <w:t>07_period-analysis.png</w:t>
             </w:r>
           </w:p>
         </w:tc>
@@ -3600,7 +3747,7 @@
                 <w:b w:val="0"/>
                 <w:sz w:val="17"/>
               </w:rPr>
-              <w:t>Accounts Receivable</w:t>
+              <w:t>Period Analysis</w:t>
             </w:r>
           </w:p>
         </w:tc>
@@ -3646,7 +3793,7 @@
                 <w:color w:val="1B5E8C"/>
                 <w:sz w:val="16"/>
               </w:rPr>
-              <w:t>06_period-analysis.png</w:t>
+              <w:t>08_lineage.png</w:t>
             </w:r>
           </w:p>
         </w:tc>
@@ -3664,136 +3811,7 @@
                 <w:b w:val="0"/>
                 <w:sz w:val="17"/>
               </w:rPr>
-              <w:t>Period Analysis</w:t>
-            </w:r>
-          </w:p>
-        </w:tc>
-        <w:tc>
-          <w:tcPr>
-            <w:tcW w:type="dxa" w:w="3528"/>
-          </w:tcPr>
-          <w:p>
-            <w:pPr>
-              <w:spacing w:after="20"/>
-            </w:pPr>
-            <w:r/>
-            <w:r>
-              <w:rPr>
-                <w:rFonts w:ascii="Consolas" w:hAnsi="Consolas"/>
-                <w:b w:val="0"/>
-                <w:color w:val="1B5E8C"/>
-                <w:sz w:val="16"/>
-              </w:rPr>
-              <w:t>canvas</w:t>
-            </w:r>
-          </w:p>
-        </w:tc>
-      </w:tr>
-      <w:tr>
-        <w:trPr>
-          <w:cantSplit/>
-        </w:trPr>
-        <w:tc>
-          <w:tcPr>
-            <w:tcW w:type="dxa" w:w="2880"/>
-            <w:shd w:val="clear" w:fill="EEF4F8"/>
-          </w:tcPr>
-          <w:p>
-            <w:pPr>
-              <w:spacing w:after="20"/>
-            </w:pPr>
-            <w:r/>
-            <w:r>
-              <w:rPr>
-                <w:rFonts w:ascii="Consolas" w:hAnsi="Consolas"/>
-                <w:b w:val="0"/>
-                <w:color w:val="1B5E8C"/>
-                <w:sz w:val="16"/>
-              </w:rPr>
-              <w:t>07_bdc-products.png</w:t>
-            </w:r>
-          </w:p>
-        </w:tc>
-        <w:tc>
-          <w:tcPr>
-            <w:tcW w:type="dxa" w:w="3528"/>
-            <w:shd w:val="clear" w:fill="EEF4F8"/>
-          </w:tcPr>
-          <w:p>
-            <w:pPr>
-              <w:spacing w:after="20"/>
-            </w:pPr>
-            <w:r/>
-            <w:r>
-              <w:rPr>
-                <w:b w:val="0"/>
-                <w:sz w:val="17"/>
-              </w:rPr>
-              <w:t>BDC Data Products</w:t>
-            </w:r>
-          </w:p>
-        </w:tc>
-        <w:tc>
-          <w:tcPr>
-            <w:tcW w:type="dxa" w:w="3528"/>
-            <w:shd w:val="clear" w:fill="EEF4F8"/>
-          </w:tcPr>
-          <w:p>
-            <w:pPr>
-              <w:spacing w:after="20"/>
-            </w:pPr>
-            <w:r/>
-            <w:r>
-              <w:rPr>
-                <w:rFonts w:ascii="Consolas" w:hAnsi="Consolas"/>
-                <w:b w:val="0"/>
-                <w:color w:val="1B5E8C"/>
-                <w:sz w:val="16"/>
-              </w:rPr>
-              <w:t>[class*=card]</w:t>
-            </w:r>
-          </w:p>
-        </w:tc>
-      </w:tr>
-      <w:tr>
-        <w:trPr>
-          <w:cantSplit/>
-        </w:trPr>
-        <w:tc>
-          <w:tcPr>
-            <w:tcW w:type="dxa" w:w="2880"/>
-          </w:tcPr>
-          <w:p>
-            <w:pPr>
-              <w:spacing w:after="20"/>
-            </w:pPr>
-            <w:r/>
-            <w:r>
-              <w:rPr>
-                <w:rFonts w:ascii="Consolas" w:hAnsi="Consolas"/>
-                <w:b w:val="0"/>
-                <w:color w:val="1B5E8C"/>
-                <w:sz w:val="16"/>
-              </w:rPr>
-              <w:t>08_analyst.png</w:t>
-            </w:r>
-          </w:p>
-        </w:tc>
-        <w:tc>
-          <w:tcPr>
-            <w:tcW w:type="dxa" w:w="3528"/>
-          </w:tcPr>
-          <w:p>
-            <w:pPr>
-              <w:spacing w:after="20"/>
-            </w:pPr>
-            <w:r/>
-            <w:r>
-              <w:rPr>
-                <w:b w:val="0"/>
-                <w:sz w:val="17"/>
-              </w:rPr>
-              <w:t>Cortex Analyst</w:t>
+              <w:t>BDC Sources &amp; Lineage</w:t>
             </w:r>
           </w:p>
         </w:tc>
@@ -3834,7 +3852,7 @@
           <w:i w:val="0"/>
           <w:sz w:val="20"/>
         </w:rPr>
-        <w:t xml:space="preserve">The two pages that settle on </w:t>
+        <w:t xml:space="preserve">Filenames are </w:t>
       </w:r>
       <w:r>
         <w:rPr>
@@ -3844,7 +3862,7 @@
           <w:color w:val="1B5E8C"/>
           <w:sz w:val="19"/>
         </w:rPr>
-        <w:t>[class*=card]</w:t>
+        <w:t>&lt;index&gt;_&lt;sidebar id&gt;.png</w:t>
       </w:r>
       <w:r>
         <w:rPr>
@@ -3852,7 +3870,7 @@
           <w:i w:val="0"/>
           <w:sz w:val="20"/>
         </w:rPr>
-        <w:t xml:space="preserve"> rather than </w:t>
+        <w:t xml:space="preserve">. The capture clicks every page, including the first, because the app opens on Executive Dashboard (item 2), not on item 1. The settle selectors for Ask Cortex and BDC Sources &amp; Lineage are expected rather than re-verified since the nav change — check </w:t>
       </w:r>
       <w:r>
         <w:rPr>
@@ -3862,7 +3880,7 @@
           <w:color w:val="1B5E8C"/>
           <w:sz w:val="19"/>
         </w:rPr>
-        <w:t>canvas</w:t>
+        <w:t>manifest.json</w:t>
       </w:r>
       <w:r>
         <w:rPr>
@@ -3870,7 +3888,7 @@
           <w:i w:val="0"/>
           <w:sz w:val="20"/>
         </w:rPr>
-        <w:t xml:space="preserve"> are the two with no chart — BDC Data Products and Cortex Analyst are card layouts. A capture script waiting for a canvas on those pages waits forever, so the settle selector is per-page rather than global.</w:t>
+        <w:t>. Pages with no chart are card layouts. A capture script waiting for a canvas on those pages waits forever, so the settle selector is per-page rather than global.</w:t>
       </w:r>
     </w:p>
     <w:p>
